--- a/Word/Module 1/DOCX/Exercices/06_Exercice_Courrier.docx
+++ b/Word/Module 1/DOCX/Exercices/06_Exercice_Courrier.docx
@@ -5,72 +5,153 @@
     <w:p>
       <w:pPr>
         <w:pStyle w:val="Title"/>
+        <w:spacing w:after="160" w:before="0"/>
       </w:pPr>
       <w:r>
+        <w:rPr>
+          <w:rFonts w:ascii="Calibri" w:hAnsi="Calibri" w:eastAsia="Calibri"/>
+          <w:sz w:val="22"/>
+        </w:rPr>
         <w:t>Exercice courrier</w:t>
       </w:r>
     </w:p>
     <w:p>
+      <w:pPr>
+        <w:spacing w:after="240" w:before="0"/>
+      </w:pPr>
       <w:r>
         <w:rPr>
+          <w:rFonts w:ascii="Calibri" w:hAnsi="Calibri" w:eastAsia="Calibri"/>
           <w:i/>
+          <w:color w:val="666666"/>
+          <w:sz w:val="22"/>
         </w:rPr>
-        <w:t>Consigne : ce texte a été saisi au kilomètre. Mettez-le en forme comme un courrier : références et adresse en haut, formule d'appel, corps aéré, formule de politesse, signature. Réglez l'alignement, les retraits et les espacements, puis prévisualisez avant impression.</w:t>
+        <w:t>Consigne : ce texte a été saisi au kilomètre. Positionnez l'expéditeur en haut et la date alignée à droite, ajoutez une ligne Objet et la formule d'appel, aérez le corps (un paragraphe par idée, justifié), ajoutez la formule de politesse et la signature, ajustez les marges pour tenir sur une page, puis prévisualisez l'impression.</w:t>
       </w:r>
     </w:p>
     <w:p>
+      <w:pPr>
+        <w:spacing w:after="160" w:before="0"/>
+      </w:pPr>
       <w:r>
+        <w:rPr>
+          <w:rFonts w:ascii="Calibri" w:hAnsi="Calibri" w:eastAsia="Calibri"/>
+          <w:sz w:val="22"/>
+        </w:rPr>
         <w:t>CHC - Service Formation</w:t>
       </w:r>
     </w:p>
     <w:p>
+      <w:pPr>
+        <w:spacing w:after="160" w:before="0"/>
+      </w:pPr>
       <w:r>
+        <w:rPr>
+          <w:rFonts w:ascii="Calibri" w:hAnsi="Calibri" w:eastAsia="Calibri"/>
+          <w:sz w:val="22"/>
+        </w:rPr>
         <w:t>Rue de Hesbaye 75</w:t>
       </w:r>
     </w:p>
     <w:p>
+      <w:pPr>
+        <w:spacing w:after="160" w:before="0"/>
+      </w:pPr>
       <w:r>
+        <w:rPr>
+          <w:rFonts w:ascii="Calibri" w:hAnsi="Calibri" w:eastAsia="Calibri"/>
+          <w:sz w:val="22"/>
+        </w:rPr>
         <w:t>4000 Liège</w:t>
       </w:r>
     </w:p>
     <w:p>
+      <w:pPr>
+        <w:spacing w:after="160" w:before="0"/>
+      </w:pPr>
       <w:r>
+        <w:rPr>
+          <w:rFonts w:ascii="Calibri" w:hAnsi="Calibri" w:eastAsia="Calibri"/>
+          <w:sz w:val="22"/>
+        </w:rPr>
         <w:t>Madame, Monsieur,</w:t>
       </w:r>
     </w:p>
     <w:p>
+      <w:pPr>
+        <w:spacing w:after="160" w:before="0"/>
+      </w:pPr>
       <w:r>
+        <w:rPr>
+          <w:rFonts w:ascii="Calibri" w:hAnsi="Calibri" w:eastAsia="Calibri"/>
+          <w:sz w:val="22"/>
+        </w:rPr>
         <w:t>Nous avons le plaisir de vous confirmer votre inscription à la formation Word - Module 1 Débutant. La session se déroulera dans nos locaux et débutera à 9h00. Merci de vous présenter quelques minutes à l'avance.</w:t>
       </w:r>
     </w:p>
     <w:p>
+      <w:pPr>
+        <w:spacing w:after="160" w:before="0"/>
+      </w:pPr>
       <w:r>
+        <w:rPr>
+          <w:rFonts w:ascii="Calibri" w:hAnsi="Calibri" w:eastAsia="Calibri"/>
+          <w:sz w:val="22"/>
+        </w:rPr>
         <w:t>Un ordinateur équipé de Microsoft Word sera mis à votre disposition. Vous pouvez également apporter vos propres documents afin de les retravailler pendant les ateliers.</w:t>
       </w:r>
     </w:p>
     <w:p>
+      <w:pPr>
+        <w:spacing w:after="160" w:before="0"/>
+      </w:pPr>
       <w:r>
+        <w:rPr>
+          <w:rFonts w:ascii="Calibri" w:hAnsi="Calibri" w:eastAsia="Calibri"/>
+          <w:sz w:val="22"/>
+        </w:rPr>
         <w:t>Pour toute question relative à l'organisation, n'hésitez pas à contacter le service formation.</w:t>
       </w:r>
     </w:p>
     <w:p>
+      <w:pPr>
+        <w:spacing w:after="160" w:before="0"/>
+      </w:pPr>
       <w:r>
+        <w:rPr>
+          <w:rFonts w:ascii="Calibri" w:hAnsi="Calibri" w:eastAsia="Calibri"/>
+          <w:sz w:val="22"/>
+        </w:rPr>
         <w:t>Nous vous prions d'agréer, Madame, Monsieur, nos salutations distinguées.</w:t>
       </w:r>
     </w:p>
     <w:p>
+      <w:pPr>
+        <w:spacing w:after="160" w:before="0"/>
+      </w:pPr>
       <w:r>
+        <w:rPr>
+          <w:rFonts w:ascii="Calibri" w:hAnsi="Calibri" w:eastAsia="Calibri"/>
+          <w:sz w:val="22"/>
+        </w:rPr>
         <w:t>Le service Formation</w:t>
       </w:r>
     </w:p>
     <w:p>
+      <w:pPr>
+        <w:spacing w:after="160" w:before="0"/>
+      </w:pPr>
       <w:r>
+        <w:rPr>
+          <w:rFonts w:ascii="Calibri" w:hAnsi="Calibri" w:eastAsia="Calibri"/>
+          <w:sz w:val="22"/>
+        </w:rPr>
         <w:t>CHC</w:t>
       </w:r>
     </w:p>
     <w:sectPr>
-      <w:pgSz w:w="12240" w:h="15840"/>
-      <w:pgMar w:top="1440" w:right="1800" w:bottom="1440" w:left="1800" w:header="720" w:footer="720" w:gutter="0"/>
+      <w:pgSz w:w="11906" w:h="16838"/>
+      <w:pgMar w:top="1134" w:right="1417" w:bottom="1134" w:left="1417" w:header="720" w:footer="720" w:gutter="0"/>
       <w:cols w:space="720"/>
       <w:docGrid w:linePitch="360"/>
     </w:sectPr>
